--- a/boys16/docs/TCB-MAN-016_道具割り振りツール_操作マニュアル_v1.5.docx
+++ b/boys16/docs/TCB-MAN-016_道具割り振りツール_操作マニュアル_v1.5.docx
@@ -80,7 +80,7 @@
           <w:sz w:val="22"/>
           <w:szCs w:val="22"/>
         </w:rPr>
-        <w:t xml:space="preserve">画面イメージ … 各操作の直後にスクリーンショットを掲載しています。メンバー名はプライバシー保護のため画像上でぼかしてあります（実機の表示とは異なります）。</w:t>
+        <w:t xml:space="preserve">画面イメージ … 各操作の直後にスクリーンショットを掲載しています（実機画面の例）。</w:t>
       </w:r>
     </w:p>
     <w:p>
@@ -2087,25 +2087,295 @@
         <w:spacing w:before="240" w:after="120"/>
       </w:pPr>
       <w:r>
-        <w:t xml:space="preserve">付録</w:t>
-      </w:r>
-    </w:p>
-    <w:p>
-      <w:pPr>
-        <w:pStyle w:val="Heading2"/>
-        <w:spacing w:before="200" w:after="100"/>
-      </w:pPr>
-      <w:r>
-        <w:t xml:space="preserve">画面一覧（STEP）</w:t>
-      </w:r>
-    </w:p>
-    <w:p>
-      <w:pPr>
-        <w:pStyle w:val="Heading2"/>
-        <w:spacing w:before="200" w:after="100"/>
-      </w:pPr>
-      <w:r>
-        <w:t xml:space="preserve">連絡先・引き継ぎ</w:t>
+        <w:t xml:space="preserve">付録A：割り振りロジックの考え方（他者への説明用）</w:t>
+      </w:r>
+    </w:p>
+    <w:p>
+      <w:pPr>
+        <w:spacing w:after="80"/>
+      </w:pPr>
+      <w:r>
+        <w:rPr>
+          <w:sz w:val="22"/>
+          <w:szCs w:val="22"/>
+        </w:rPr>
+        <w:t xml:space="preserve">保護者やコーチから「なぜこの人にこの道具？」「公平なの？」と聞かれたときに、道具マネージャーが説明するための要点です。ツールは次の考え方で自動割り振りしています（STEP3で手動変更した場合は、その結果が優先されます）。</w:t>
+      </w:r>
+    </w:p>
+    <w:p>
+      <w:pPr>
+        <w:pStyle w:val="Heading2"/>
+        <w:spacing w:before="200" w:after="100"/>
+      </w:pPr>
+      <w:r>
+        <w:t xml:space="preserve">A-1. まず押さえる3つの柱</w:t>
+      </w:r>
+    </w:p>
+    <w:p>
+      <w:pPr>
+        <w:pStyle w:val="Heading2"/>
+        <w:spacing w:before="200" w:after="100"/>
+      </w:pPr>
+      <w:r>
+        <w:t xml:space="preserve">A-2. その日の入力がすべての前提</w:t>
+      </w:r>
+    </w:p>
+    <w:p>
+      <w:pPr>
+        <w:spacing w:after="80"/>
+      </w:pPr>
+      <w:r>
+        <w:rPr>
+          <w:sz w:val="22"/>
+          <w:szCs w:val="22"/>
+        </w:rPr>
+        <w:t xml:space="preserve">「割振りを実行」の時点で、次だけが効きます。</w:t>
+      </w:r>
+    </w:p>
+    <w:p>
+      <w:pPr>
+        <w:spacing w:after="60"/>
+        <w:ind w:left="360"/>
+      </w:pPr>
+      <w:r>
+        <w:t xml:space="preserve">• STEP1 … 活動パターン（片方試合／両方試合／両方練習）、活動日</w:t>
+      </w:r>
+    </w:p>
+    <w:p>
+      <w:pPr>
+        <w:spacing w:after="60"/>
+        <w:ind w:left="360"/>
+      </w:pPr>
+      <w:r>
+        <w:t xml:space="preserve">• STEP2 … 欠席、お茶当番（翌活動日分＝その日は通常道具から外れる）、その日だけの道具除外、試合組／練習組の振り分け</w:t>
+      </w:r>
+    </w:p>
+    <w:p>
+      <w:pPr>
+        <w:spacing w:after="60"/>
+        <w:ind w:left="360"/>
+      </w:pPr>
+      <w:r>
+        <w:t xml:space="preserve">• マスタ … 道具一覧（試合用A/B・片方対象・重さ・長さ・固定担当・会場）、メンバーの積載区分</w:t>
+      </w:r>
+    </w:p>
+    <w:p>
+      <w:pPr>
+        <w:pStyle w:val="Heading2"/>
+        <w:spacing w:before="200" w:after="100"/>
+      </w:pPr>
+      <w:r>
+        <w:t xml:space="preserve">A-3. どの道具を、どのメンバー候補に振るか</w:t>
+      </w:r>
+    </w:p>
+    <w:p>
+      <w:pPr>
+        <w:spacing w:after="80"/>
+      </w:pPr>
+      <w:r>
+        <w:rPr>
+          <w:sz w:val="22"/>
+          <w:szCs w:val="22"/>
+        </w:rPr>
+        <w:t xml:space="preserve">活動パターンによって、道具とメンバーの組み合わせ候補が決まります。</w:t>
+      </w:r>
+    </w:p>
+    <w:p>
+      <w:pPr>
+        <w:spacing w:after="80"/>
+      </w:pPr>
+      <w:r>
+        <w:rPr>
+          <w:sz w:val="22"/>
+          <w:szCs w:val="22"/>
+        </w:rPr>
+        <w:t xml:space="preserve">このあと、各グループ内で1道具ずつ担当者を決めます。</w:t>
+      </w:r>
+    </w:p>
+    <w:p>
+      <w:pPr>
+        <w:pStyle w:val="Heading2"/>
+        <w:spacing w:before="200" w:after="100"/>
+      </w:pPr>
+      <w:r>
+        <w:t xml:space="preserve">A-4. 1道具ずつ担当を決める順番（イメージ）</w:t>
+      </w:r>
+    </w:p>
+    <w:p>
+      <w:pPr>
+        <w:spacing w:after="60"/>
+        <w:ind w:left="360"/>
+      </w:pPr>
+      <w:r>
+        <w:t xml:space="preserve">1. 固定担当（マスタで「固定」＋担当者名）… 原則その人へ。車の上限などは緩めて割り当てます。</w:t>
+      </w:r>
+    </w:p>
+    <w:p>
+      <w:pPr>
+        <w:spacing w:after="60"/>
+        <w:ind w:left="360"/>
+      </w:pPr>
+      <w:r>
+        <w:t xml:space="preserve">2. 単独持ち帰りの道具（ベース一式、長尺／短尺バットなど）… その道具だけを持つ人にする。同じ人に他の重い道具を足しにくい。</w:t>
+      </w:r>
+    </w:p>
+    <w:p>
+      <w:pPr>
+        <w:spacing w:after="60"/>
+        <w:ind w:left="360"/>
+      </w:pPr>
+      <w:r>
+        <w:t xml:space="preserve">3. 重い・大きい道具を先に … タープや重い用具など、負荷の大きいものから割り当て。</w:t>
+      </w:r>
+    </w:p>
+    <w:p>
+      <w:pPr>
+        <w:spacing w:after="60"/>
+        <w:ind w:left="360"/>
+      </w:pPr>
+      <w:r>
+        <w:t xml:space="preserve">4. 軽い道具 … 状況により、すでに担当がある人の荷物に同乗できる場合があります（雑カゴなど）。</w:t>
+      </w:r>
+    </w:p>
+    <w:p>
+      <w:pPr>
+        <w:spacing w:after="80"/>
+      </w:pPr>
+      <w:r>
+        <w:rPr>
+          <w:sz w:val="22"/>
+          <w:szCs w:val="22"/>
+        </w:rPr>
+        <w:t xml:space="preserve">同じ条件の人が複数いるときは、次の優先度スコアが小さい人から選びます（数が小さいほど先に選ばれる）。</w:t>
+      </w:r>
+    </w:p>
+    <w:p>
+      <w:pPr>
+        <w:spacing w:after="60"/>
+        <w:ind w:left="360"/>
+      </w:pPr>
+      <w:r>
+        <w:t xml:space="preserve">• PAST（過去担当回数） … 「実施確定」を押した活動だけカウント。割振りを実行しただけでは増えません。</w:t>
+      </w:r>
+    </w:p>
+    <w:p>
+      <w:pPr>
+        <w:spacing w:after="60"/>
+        <w:ind w:left="360"/>
+      </w:pPr>
+      <w:r>
+        <w:t xml:space="preserve">• 当日の負荷スコア … その日すでに持つ道具の重さ・長さを合計したイメージ。</w:t>
+      </w:r>
+    </w:p>
+    <w:p>
+      <w:pPr>
+        <w:spacing w:after="60"/>
+        <w:ind w:left="360"/>
+      </w:pPr>
+      <w:r>
+        <w:t xml:space="preserve">• 当日の担当件数 … その日すでに何個振られたか（多い人は後回しにしやすい）。</w:t>
+      </w:r>
+    </w:p>
+    <w:p>
+      <w:pPr>
+        <w:spacing w:after="80"/>
+      </w:pPr>
+      <w:r>
+        <w:rPr>
+          <w:sz w:val="22"/>
+          <w:szCs w:val="22"/>
+        </w:rPr>
+        <w:t xml:space="preserve">また、直前の割り振り試行や前回の実施確定を参考に、同じ道具を同じ人に続けて振りにくくしています（単独道具は特に）。</w:t>
+      </w:r>
+    </w:p>
+    <w:p>
+      <w:pPr>
+        <w:pStyle w:val="Heading2"/>
+        <w:spacing w:before="200" w:after="100"/>
+      </w:pPr>
+      <w:r>
+        <w:t xml:space="preserve">A-5. 車（積載区分）ごとの上限</w:t>
+      </w:r>
+    </w:p>
+    <w:p>
+      <w:pPr>
+        <w:spacing w:after="80"/>
+      </w:pPr>
+      <w:r>
+        <w:rPr>
+          <w:sz w:val="22"/>
+          <w:szCs w:val="22"/>
+        </w:rPr>
+        <w:t xml:space="preserve">メンバー名の右の S / M / L / LL は、家族の車の大きさの目安です。道具の重さ・長さに応じて、1人がその日に持てる本数に上限があります。</w:t>
+      </w:r>
+    </w:p>
+    <w:p>
+      <w:pPr>
+        <w:spacing w:after="80"/>
+      </w:pPr>
+      <w:r>
+        <w:rPr>
+          <w:sz w:val="22"/>
+          <w:szCs w:val="22"/>
+        </w:rPr>
+        <w:t xml:space="preserve">このため、欠席者が多い・大型道具が多い日は 未割当 が出ることがあります。そのときは STEP3 で手動割当するか、STEP2 の条件を見直します。</w:t>
+      </w:r>
+    </w:p>
+    <w:p>
+      <w:pPr>
+        <w:pStyle w:val="Heading2"/>
+        <w:spacing w:before="200" w:after="100"/>
+      </w:pPr>
+      <w:r>
+        <w:t xml:space="preserve">A-6. 「前回の結果を元に直す」とき</w:t>
+      </w:r>
+    </w:p>
+    <w:p>
+      <w:pPr>
+        <w:spacing w:after="80"/>
+      </w:pPr>
+      <w:r>
+        <w:rPr>
+          <w:sz w:val="22"/>
+          <w:szCs w:val="22"/>
+        </w:rPr>
+        <w:t xml:space="preserve">欠席やお茶当番だけ変えたいときは、前回の割り振りをできるだけ維持し、変わったメンバーに関係する道具だけを振り直します。活動パターンや組分けが前回と違うときは、全道具を最初から振り直す確認が出ます。</w:t>
+      </w:r>
+    </w:p>
+    <w:p>
+      <w:pPr>
+        <w:pStyle w:val="Heading2"/>
+        <w:spacing w:before="200" w:after="100"/>
+      </w:pPr>
+      <w:r>
+        <w:t xml:space="preserve">A-7. 手動変更・実施確定の位置づけ</w:t>
+      </w:r>
+    </w:p>
+    <w:p>
+      <w:pPr>
+        <w:pStyle w:val="Heading2"/>
+        <w:spacing w:before="200" w:after="100"/>
+      </w:pPr>
+      <w:r>
+        <w:t xml:space="preserve">A-8. よく聞かれる質問への答え方（例）</w:t>
+      </w:r>
+    </w:p>
+    <w:p>
+      <w:pPr>
+        <w:pStyle w:val="Heading1"/>
+        <w:spacing w:before="240" w:after="120"/>
+      </w:pPr>
+      <w:r>
+        <w:t xml:space="preserve">付録B：画面一覧（STEP）</w:t>
+      </w:r>
+    </w:p>
+    <w:p>
+      <w:pPr>
+        <w:pStyle w:val="Heading2"/>
+        <w:spacing w:before="200" w:after="100"/>
+      </w:pPr>
+      <w:r>
+        <w:t xml:space="preserve">付録B-2：連絡先・引き継ぎ</w:t>
       </w:r>
     </w:p>
     <w:p>
